--- a/docs/transaction-workflow.docx
+++ b/docs/transaction-workflow.docx
@@ -98,15 +98,20 @@
       </w:pPr>
     </w:p>
     <w:p>
+      <w:pPr>
+        <w:rPr>
+          <w:noProof/>
+        </w:rPr>
+      </w:pPr>
       <w:r>
         <w:rPr>
           <w:noProof/>
         </w:rPr>
         <w:drawing>
-          <wp:inline distT="0" distB="0" distL="0" distR="0" wp14:anchorId="383FC7C4" wp14:editId="7CA819B9">
-            <wp:extent cx="10058400" cy="1548130"/>
-            <wp:effectExtent l="0" t="0" r="0" b="0"/>
-            <wp:docPr id="1418084921" name="Picture 4"/>
+          <wp:inline distT="0" distB="0" distL="0" distR="0" wp14:anchorId="1856A284" wp14:editId="3A99E7DF">
+            <wp:extent cx="10058400" cy="1368425"/>
+            <wp:effectExtent l="0" t="0" r="0" b="3175"/>
+            <wp:docPr id="109618193" name="Picture 1" descr="A diagram of a diagram&#10;&#10;AI-generated content may be incorrect."/>
             <wp:cNvGraphicFramePr>
               <a:graphicFrameLocks xmlns:a="http://schemas.openxmlformats.org/drawingml/2006/main" noChangeAspect="1"/>
             </wp:cNvGraphicFramePr>
@@ -114,11 +119,11 @@
               <a:graphicData uri="http://schemas.openxmlformats.org/drawingml/2006/picture">
                 <pic:pic xmlns:pic="http://schemas.openxmlformats.org/drawingml/2006/picture">
                   <pic:nvPicPr>
-                    <pic:cNvPr id="1418084921" name="Picture 1418084921"/>
+                    <pic:cNvPr id="109618193" name="Picture 1" descr="A diagram of a diagram&#10;&#10;AI-generated content may be incorrect."/>
                     <pic:cNvPicPr/>
                   </pic:nvPicPr>
                   <pic:blipFill>
-                    <a:blip r:embed="rId5">
+                    <a:blip r:embed="rId5" cstate="print">
                       <a:extLst>
                         <a:ext uri="{28A0092B-C50C-407E-A947-70E740481C1C}">
                           <a14:useLocalDpi xmlns:a14="http://schemas.microsoft.com/office/drawing/2010/main" val="0"/>
@@ -132,7 +137,7 @@
                   <pic:spPr>
                     <a:xfrm>
                       <a:off x="0" y="0"/>
-                      <a:ext cx="10058400" cy="1548130"/>
+                      <a:ext cx="10058400" cy="1368425"/>
                     </a:xfrm>
                     <a:prstGeom prst="rect">
                       <a:avLst/>
@@ -144,6 +149,15 @@
           </wp:inline>
         </w:drawing>
       </w:r>
+    </w:p>
+    <w:p>
+      <w:pPr>
+        <w:rPr>
+          <w:rFonts w:ascii="Times New Roman" w:hAnsi="Times New Roman" w:cs="Times New Roman"/>
+          <w:sz w:val="28"/>
+          <w:szCs w:val="28"/>
+        </w:rPr>
+      </w:pPr>
     </w:p>
     <w:sectPr>
       <w:pgSz w:w="15840" w:h="12240" w:orient="landscape"/>
